--- a/ml lab ex 3docx.docx
+++ b/ml lab ex 3docx.docx
@@ -43,16 +43,256 @@
           <w:lang w:val="en-US"/>
         </w:rPr>
       </w:pPr>
-      <w:r>
-        <w:rPr>
-          <w:noProof/>
+    </w:p>
+    <w:p>
+      <w:pPr>
+        <w:rPr>
+          <w:lang w:val="en-US"/>
+        </w:rPr>
+      </w:pPr>
+      <w:r>
+        <w:rPr>
+          <w:lang w:val="en-US"/>
+        </w:rPr>
+        <w:t xml:space="preserve">from </w:t>
+      </w:r>
+      <w:proofErr w:type="spellStart"/>
+      <w:proofErr w:type="gramStart"/>
+      <w:r>
+        <w:rPr>
+          <w:lang w:val="en-US"/>
+        </w:rPr>
+        <w:t>sklearn.tree</w:t>
+      </w:r>
+      <w:proofErr w:type="spellEnd"/>
+      <w:proofErr w:type="gramEnd"/>
+      <w:r>
+        <w:rPr>
+          <w:lang w:val="en-US"/>
+        </w:rPr>
+        <w:t xml:space="preserve"> import </w:t>
+      </w:r>
+      <w:proofErr w:type="spellStart"/>
+      <w:r>
+        <w:rPr>
+          <w:lang w:val="en-US"/>
+        </w:rPr>
+        <w:t>DecisionTreeClassifier</w:t>
+      </w:r>
+      <w:proofErr w:type="spellEnd"/>
+    </w:p>
+    <w:p>
+      <w:pPr>
+        <w:rPr>
+          <w:lang w:val="en-US"/>
+        </w:rPr>
+      </w:pPr>
+      <w:r>
+        <w:rPr>
+          <w:lang w:val="en-US"/>
+        </w:rPr>
+        <w:t>X</w:t>
+      </w:r>
+      <w:proofErr w:type="gramStart"/>
+      <w:r>
+        <w:rPr>
+          <w:lang w:val="en-US"/>
+        </w:rPr>
+        <w:t>=[</w:t>
+      </w:r>
+      <w:proofErr w:type="gramEnd"/>
+      <w:r>
+        <w:rPr>
+          <w:lang w:val="en-US"/>
+        </w:rPr>
+        <w:t>[0,0</w:t>
+      </w:r>
+      <w:proofErr w:type="gramStart"/>
+      <w:r>
+        <w:rPr>
+          <w:lang w:val="en-US"/>
+        </w:rPr>
+        <w:t>],[</w:t>
+      </w:r>
+      <w:proofErr w:type="gramEnd"/>
+      <w:r>
+        <w:rPr>
+          <w:lang w:val="en-US"/>
+        </w:rPr>
+        <w:t>0,1</w:t>
+      </w:r>
+      <w:proofErr w:type="gramStart"/>
+      <w:r>
+        <w:rPr>
+          <w:lang w:val="en-US"/>
+        </w:rPr>
+        <w:t>],[</w:t>
+      </w:r>
+      <w:proofErr w:type="gramEnd"/>
+      <w:r>
+        <w:rPr>
+          <w:lang w:val="en-US"/>
+        </w:rPr>
+        <w:t>1,0</w:t>
+      </w:r>
+      <w:proofErr w:type="gramStart"/>
+      <w:r>
+        <w:rPr>
+          <w:lang w:val="en-US"/>
+        </w:rPr>
+        <w:t>],[</w:t>
+      </w:r>
+      <w:proofErr w:type="gramEnd"/>
+      <w:r>
+        <w:rPr>
+          <w:lang w:val="en-US"/>
+        </w:rPr>
+        <w:t>1,1]]</w:t>
+      </w:r>
+    </w:p>
+    <w:p>
+      <w:pPr>
+        <w:rPr>
+          <w:lang w:val="en-US"/>
+        </w:rPr>
+      </w:pPr>
+      <w:r>
+        <w:rPr>
+          <w:lang w:val="en-US"/>
+        </w:rPr>
+        <w:t>y=['</w:t>
+      </w:r>
+      <w:proofErr w:type="spellStart"/>
+      <w:r>
+        <w:rPr>
+          <w:lang w:val="en-US"/>
+        </w:rPr>
+        <w:t>No','No','Yes','Yes</w:t>
+      </w:r>
+      <w:proofErr w:type="spellEnd"/>
+      <w:r>
+        <w:rPr>
+          <w:lang w:val="en-US"/>
+        </w:rPr>
+        <w:t>']</w:t>
+      </w:r>
+    </w:p>
+    <w:p>
+      <w:pPr>
+        <w:rPr>
+          <w:lang w:val="en-US"/>
+        </w:rPr>
+      </w:pPr>
+      <w:proofErr w:type="spellStart"/>
+      <w:r>
+        <w:rPr>
+          <w:lang w:val="en-US"/>
+        </w:rPr>
+        <w:t>clf</w:t>
+      </w:r>
+      <w:proofErr w:type="spellEnd"/>
+      <w:r>
+        <w:rPr>
+          <w:lang w:val="en-US"/>
+        </w:rPr>
+        <w:t>=</w:t>
+      </w:r>
+      <w:proofErr w:type="spellStart"/>
+      <w:r>
+        <w:rPr>
+          <w:lang w:val="en-US"/>
+        </w:rPr>
+        <w:t>DecisionTreeClassifier</w:t>
+      </w:r>
+      <w:proofErr w:type="spellEnd"/>
+      <w:r>
+        <w:rPr>
+          <w:lang w:val="en-US"/>
+        </w:rPr>
+        <w:t>(criterion='entropy')</w:t>
+      </w:r>
+    </w:p>
+    <w:p>
+      <w:pPr>
+        <w:rPr>
+          <w:lang w:val="en-US"/>
+        </w:rPr>
+      </w:pPr>
+      <w:proofErr w:type="spellStart"/>
+      <w:r>
+        <w:rPr>
+          <w:lang w:val="en-US"/>
+        </w:rPr>
+        <w:t>clf.fit</w:t>
+      </w:r>
+      <w:proofErr w:type="spellEnd"/>
+      <w:r>
+        <w:rPr>
+          <w:lang w:val="en-US"/>
+        </w:rPr>
+        <w:t>(</w:t>
+      </w:r>
+      <w:proofErr w:type="spellStart"/>
+      <w:proofErr w:type="gramStart"/>
+      <w:r>
+        <w:rPr>
+          <w:lang w:val="en-US"/>
+        </w:rPr>
+        <w:t>X,y</w:t>
+      </w:r>
+      <w:proofErr w:type="spellEnd"/>
+      <w:proofErr w:type="gramEnd"/>
+      <w:r>
+        <w:rPr>
+          <w:lang w:val="en-US"/>
+        </w:rPr>
+        <w:t>)</w:t>
+      </w:r>
+    </w:p>
+    <w:p>
+      <w:pPr>
+        <w:rPr>
+          <w:lang w:val="en-US"/>
+        </w:rPr>
+      </w:pPr>
+      <w:r>
+        <w:rPr>
+          <w:lang w:val="en-US"/>
+        </w:rPr>
+        <w:t>print(</w:t>
+      </w:r>
+      <w:proofErr w:type="spellStart"/>
+      <w:proofErr w:type="gramStart"/>
+      <w:r>
+        <w:rPr>
+          <w:lang w:val="en-US"/>
+        </w:rPr>
+        <w:t>clf.predict</w:t>
+      </w:r>
+      <w:proofErr w:type="spellEnd"/>
+      <w:proofErr w:type="gramEnd"/>
+      <w:r>
+        <w:rPr>
+          <w:lang w:val="en-US"/>
+        </w:rPr>
+        <w:t>([[1,0]]))</w:t>
+      </w:r>
+    </w:p>
+    <w:p>
+      <w:pPr>
+        <w:rPr>
+          <w:lang w:val="en-US"/>
+        </w:rPr>
+      </w:pPr>
+      <w:r>
+        <w:rPr>
           <w:lang w:val="en-US"/>
         </w:rPr>
         <w:drawing>
-          <wp:inline distT="0" distB="0" distL="0" distR="0" wp14:anchorId="3D908878" wp14:editId="6CD03D6E">
-            <wp:extent cx="5731510" cy="2066290"/>
-            <wp:effectExtent l="0" t="0" r="2540" b="0"/>
-            <wp:docPr id="91669402" name="Picture 1"/>
+          <wp:inline distT="0" distB="0" distL="0" distR="0" wp14:anchorId="1889C364" wp14:editId="3A57E9D4">
+            <wp:extent cx="5731510" cy="2183765"/>
+            <wp:effectExtent l="0" t="0" r="2540" b="6985"/>
+            <wp:docPr id="1738813513" name="Picture 1"/>
             <wp:cNvGraphicFramePr>
               <a:graphicFrameLocks xmlns:a="http://schemas.openxmlformats.org/drawingml/2006/main" noChangeAspect="1"/>
             </wp:cNvGraphicFramePr>
@@ -60,7 +300,7 @@
               <a:graphicData uri="http://schemas.openxmlformats.org/drawingml/2006/picture">
                 <pic:pic xmlns:pic="http://schemas.openxmlformats.org/drawingml/2006/picture">
                   <pic:nvPicPr>
-                    <pic:cNvPr id="91669402" name=""/>
+                    <pic:cNvPr id="1738813513" name=""/>
                     <pic:cNvPicPr/>
                   </pic:nvPicPr>
                   <pic:blipFill>
@@ -72,7 +312,7 @@
                   <pic:spPr>
                     <a:xfrm>
                       <a:off x="0" y="0"/>
-                      <a:ext cx="5731510" cy="2066290"/>
+                      <a:ext cx="5731510" cy="2183765"/>
                     </a:xfrm>
                     <a:prstGeom prst="rect">
                       <a:avLst/>
